--- a/ru/discovery-articles/6.1 Телеграф.docx
+++ b/ru/discovery-articles/6.1 Телеграф.docx
@@ -4,13 +4,20 @@
   <w:body>
     <w:p>
       <w:pPr>
-        <w:spacing w:before="0" w:after="80"/>
+        <w:pStyle w:val="Title"/>
+        <w:widowControl/>
+      </w:pPr>
+      <w:r>
+        <w:t>6.1 Телеграф</w:t>
+      </w:r>
+    </w:p>
+    <w:p>
+      <w:pPr>
+        <w:keepNext/>
+        <w:widowControl/>
       </w:pPr>
       <w:r>
         <w:rPr>
-          <w:rFonts w:ascii="Calibri" w:hAnsi="Calibri" w:cs="Calibri"/>
-          <w:b/>
-          <w:color w:val="2E74B5"/>
           <w:sz w:val="20"/>
         </w:rPr>
         <w:t>6. Цифровые технологии, космос и связь</w:t>
@@ -19,121 +26,81 @@
     <w:p>
       <w:pPr>
         <w:keepNext/>
-        <w:spacing w:before="0" w:after="120"/>
+        <w:widowControl/>
       </w:pPr>
       <w:r>
         <w:rPr>
-          <w:rFonts w:ascii="Calibri" w:hAnsi="Calibri" w:cs="Calibri"/>
-          <w:b/>
-          <w:color w:val="0B2545"/>
-          <w:sz w:val="48"/>
+          <w:sz w:val="20"/>
         </w:rPr>
-        <w:t>6.1 Телеграф</w:t>
+        <w:t>Период: 1837 год — Кук и Уитстон, Британия; 1844 год — линия Морзе Балтимор — Вашингтон | Основные участники: Сэмюэл Морзе, Альфред Вейл, Уильям Кук, Чарльз Уитстон</w:t>
       </w:r>
     </w:p>
     <w:p>
       <w:pPr>
-        <w:spacing w:before="0" w:after="200" w:line="276" w:lineRule="auto"/>
+        <w:widowControl/>
       </w:pPr>
       <w:r>
-        <w:rPr>
-          <w:rFonts w:ascii="Calibri" w:hAnsi="Calibri" w:cs="Calibri"/>
-          <w:i/>
-          <w:color w:val="666666"/>
-          <w:sz w:val="21"/>
-        </w:rPr>
-        <w:t>Период: 1837 год — система Кука и Уитстона в Великобритании; 1844 год — линия Морзе Балтимор — Вашингтон | Ключевые фигуры: Сэмюэл Морзе; Альфред Вейл; Уильям Кук; Чарлз Уитстон</w:t>
-      </w:r>
-    </w:p>
-    <w:p>
-      <w:pPr>
-        <w:spacing w:before="0" w:after="200" w:line="300" w:lineRule="auto"/>
-      </w:pPr>
-      <w:r>
-        <w:rPr>
-          <w:rFonts w:ascii="Calibri" w:hAnsi="Calibri" w:cs="Calibri"/>
-          <w:color w:val="0B2545"/>
-          <w:sz w:val="23"/>
-        </w:rPr>
-        <w:t>Электрический телеграф передавал закодированные сообщения по проводам за считанные минуты. Впервые информация стала перемещаться намного быстрее человека, лошади, поезда или корабля.</w:t>
+        <w:t>Электрический телеграф передавал кодированные сообщения по проводам за минуты. Впервые информация могла двигаться намного быстрее человека, лошади, поезда или корабля.</w:t>
       </w:r>
     </w:p>
     <w:p>
       <w:pPr>
         <w:pStyle w:val="Heading1"/>
+        <w:widowControl/>
       </w:pPr>
       <w:r>
-        <w:t>Ключевые факты</w:t>
+        <w:t>Кратко о главном</w:t>
       </w:r>
     </w:p>
     <w:p>
       <w:pPr>
-        <w:keepLines/>
-        <w:spacing w:after="80" w:line="300" w:lineRule="auto"/>
-        <w:numPr>
-          <w:ilvl w:val="0"/>
-          <w:numId w:val="10"/>
-        </w:numPr>
+        <w:pStyle w:val="ListBullet"/>
+        <w:widowControl/>
       </w:pPr>
       <w:r>
-        <w:t>В 1837–1839 годах Кук и Уитстон установили в Великобритании одну из первых коммерческих телеграфных систем.</w:t>
+        <w:t>В 1837–1839 годах Кук и Уитстон установили ранний коммерческий телеграф в Британии.</w:t>
       </w:r>
     </w:p>
     <w:p>
       <w:pPr>
-        <w:keepLines/>
-        <w:spacing w:after="80" w:line="300" w:lineRule="auto"/>
-        <w:numPr>
-          <w:ilvl w:val="0"/>
-          <w:numId w:val="10"/>
-        </w:numPr>
+        <w:pStyle w:val="ListBullet"/>
+        <w:widowControl/>
       </w:pPr>
       <w:r>
-        <w:t>Сэмюэл Морзе и Альфред Вейл разработали практичную американскую систему и азбуку Морзе.</w:t>
+        <w:t>Морзе и Вейл разработали практичную американскую систему и азбуку Морзе.</w:t>
       </w:r>
     </w:p>
     <w:p>
       <w:pPr>
-        <w:keepLines/>
-        <w:spacing w:after="80" w:line="300" w:lineRule="auto"/>
-        <w:numPr>
-          <w:ilvl w:val="0"/>
-          <w:numId w:val="10"/>
-        </w:numPr>
+        <w:pStyle w:val="ListBullet"/>
+        <w:widowControl/>
       </w:pPr>
       <w:r>
-        <w:t>Первый надёжно работавший трансатлантический кабель завершили в 1866 году.</w:t>
+        <w:t>Первый долговечный трансатлантический кабель завершили в 1866 году.</w:t>
       </w:r>
     </w:p>
     <w:p>
       <w:pPr>
-        <w:keepLines/>
-        <w:spacing w:after="80" w:line="300" w:lineRule="auto"/>
-        <w:numPr>
-          <w:ilvl w:val="0"/>
-          <w:numId w:val="10"/>
-        </w:numPr>
+        <w:pStyle w:val="ListBullet"/>
+        <w:widowControl/>
       </w:pPr>
       <w:r>
-        <w:t>Сообщения передавали точками и тире, а телеграфисты расшифровывали их.</w:t>
+        <w:t>Операторы передавали точки и тире и расшифровывали их в слова.</w:t>
       </w:r>
     </w:p>
     <w:p>
       <w:pPr>
-        <w:keepLines/>
-        <w:spacing w:after="80" w:line="300" w:lineRule="auto"/>
-        <w:numPr>
-          <w:ilvl w:val="0"/>
-          <w:numId w:val="10"/>
-        </w:numPr>
+        <w:pStyle w:val="ListBullet"/>
+        <w:widowControl/>
       </w:pPr>
       <w:r>
-        <w:t>Новости, рынки и управление империями стали зависеть от почти мгновенной информации.</w:t>
+        <w:t>Новости, рынки и империи стали зависеть от почти мгновенной информации.</w:t>
       </w:r>
     </w:p>
     <w:p>
       <w:pPr>
         <w:pStyle w:val="Heading1"/>
+        <w:widowControl/>
       </w:pPr>
       <w:r>
         <w:t>Что это такое</w:t>
@@ -141,135 +108,101 @@
     </w:p>
     <w:p>
       <w:pPr>
-        <w:keepLines w:val="0"/>
+        <w:widowControl/>
       </w:pPr>
       <w:r>
-        <w:t>Телеграф передаёт информацию по проводу в виде электрических сигналов. Они обозначают буквы, но не несут сам человеческий голос. В азбуке Морзе короткие и длинные сигналы образуют точки и тире, а обученный телеграфист превращает эти сочетания обратно в слова.</w:t>
+        <w:t>Телеграф передаёт информацию электрическими сигналами по проводу. Они обозначают буквы, а не сам голос. В азбуке Морзе короткие и длинные сигналы образуют точки и тире. Обученный оператор превращает комбинации обратно в слова.</w:t>
       </w:r>
     </w:p>
     <w:p>
       <w:pPr>
         <w:pStyle w:val="Heading1"/>
+        <w:widowControl/>
       </w:pPr>
       <w:r>
-        <w:t>Кто это открыл или изобрёл</w:t>
+        <w:t>Кто открыл или изобрёл</w:t>
       </w:r>
     </w:p>
     <w:p>
       <w:pPr>
-        <w:keepLines w:val="0"/>
+        <w:widowControl/>
       </w:pPr>
       <w:r>
-        <w:t>Электрический телеграф разрабатывали сразу несколько изобретателей. Уильям Фотергилл Кук и Чарлз Уитстон создали в Великобритании раннюю систему для железных дорог. Сэмюэл Морзе и Альфред Вейл разработали практичную американскую установку и широко распространившийся код.</w:t>
-      </w:r>
-    </w:p>
-    <w:p>
-      <w:pPr>
-        <w:keepLines w:val="0"/>
-      </w:pPr>
-      <w:r>
-        <w:t>Ещё раньше Карл Фридрих Гаусс и Вильгельм Вебер продемонстрировали электромагнитный телеграф, поэтому заслуга принадлежит не одной группе.</w:t>
+        <w:t>Электрический телеграф разрабатывали несколько групп. Уильям Фотергилл Кук и Чарльз Уитстон построили раннюю железнодорожную систему Британии. Морзе и Вейл создали практичный американский вариант и широко используемый код. Карл Фридрих Гаусс и Вильгельм Вебер демонстрировали электромагнитный телеграф раньше, поэтому заслуга не принадлежит одной команде.</w:t>
       </w:r>
     </w:p>
     <w:p>
       <w:pPr>
         <w:pStyle w:val="Heading1"/>
+        <w:widowControl/>
       </w:pPr>
       <w:r>
-        <w:t>Когда и как это появилось</w:t>
+        <w:t>Когда и как появилось</w:t>
       </w:r>
     </w:p>
     <w:p>
       <w:pPr>
-        <w:keepLines w:val="0"/>
+        <w:widowControl/>
       </w:pPr>
       <w:r>
-        <w:t>Рабочие системы появились в 1830–1840-е годы. Железным дорогам требовалась быстрая сигнализация, а газетам и предприятиям — свежая информация. Расширение сетей обеспечили батареи, изолированный провод и линии телеграфных столбов.</w:t>
-      </w:r>
-    </w:p>
-    <w:p>
-      <w:pPr>
-        <w:keepLines w:val="0"/>
-      </w:pPr>
-      <w:r>
-        <w:t>После нескольких неудачных попыток в 1866 году Европу и Северную Америку соединил постоянно действующий трансатлантический кабель.</w:t>
+        <w:t>Работающие системы появились в 1830–1840-х. Железным дорогам требовались быстрые сигналы, газетам и предприятиям — свежие сведения. Батареи, изолированные провода и сети столбов обеспечили расширение. После нескольких неудач долговечный подводный кабель соединил Европу и Северную Америку в 1866 году.</w:t>
       </w:r>
     </w:p>
     <w:p>
       <w:pPr>
         <w:pStyle w:val="Heading1"/>
+        <w:widowControl/>
       </w:pPr>
       <w:r>
-        <w:t>Научное значение</w:t>
+        <w:t>Значение для науки</w:t>
       </w:r>
     </w:p>
     <w:p>
       <w:pPr>
-        <w:keepLines w:val="0"/>
+        <w:widowControl/>
       </w:pPr>
       <w:r>
-        <w:t>Телеграф показал, что информацию можно представить простыми электрическими состояниями и передать по сети. Он заставил инженеров глубже изучить сопротивление, затухание сигнала, изоляцию и работу длинных кабелей.</w:t>
-      </w:r>
-    </w:p>
-    <w:p>
-      <w:pPr>
-        <w:keepLines w:val="0"/>
-      </w:pPr>
-      <w:r>
-        <w:t>Общие коды и правила эксплуатации стали ранними сетевыми стандартами: благодаря им оборудование и люди в разных местах могли работать согласованно.</w:t>
+        <w:t>Телеграф показал, что информацию можно представлять простыми электрическими состояниями и передавать по сети. Он стимулировал изучение сопротивления, потерь сигнала, изоляции и длинных кабелей. Общие коды и правила работы стали ранними сетевыми стандартами, позволявшими технике и людям разных мест действовать вместе.</w:t>
       </w:r>
     </w:p>
     <w:p>
       <w:pPr>
         <w:pStyle w:val="Heading1"/>
+        <w:widowControl/>
       </w:pPr>
       <w:r>
-        <w:t>Влияние на последующее развитие</w:t>
+        <w:t>Влияние на дальнейшее развитие</w:t>
       </w:r>
     </w:p>
     <w:p>
       <w:pPr>
-        <w:keepLines w:val="0"/>
+        <w:widowControl/>
       </w:pPr>
       <w:r>
-        <w:t>Позднее телефон передал по проводам голос, а телекс — печатный текст. Цифровые сети и сегодня превращают информацию в кодированные электрические или световые сигналы.</w:t>
-      </w:r>
-    </w:p>
-    <w:p>
-      <w:pPr>
-        <w:keepLines w:val="0"/>
-      </w:pPr>
-      <w:r>
-        <w:t>Телеграф способствовал и введению стандартных часовых поясов: железным дорогам требовалось согласовать часы и расписания. В этом смысле он стал первой быстрой нервной системой, охватившей целые континенты.</w:t>
+        <w:t>Телефон позднее передавал голос, телекс — печатный текст. Цифровые сети до сих пор преобразуют информацию в кодированные электрические или световые сигналы. Телеграф также поддержал единые часовые пояса, необходимые для согласования железнодорожных часов и расписаний. В этом смысле он стал первой быстрой нервной системой континентов.</w:t>
       </w:r>
     </w:p>
     <w:p>
       <w:pPr>
         <w:pStyle w:val="Heading1"/>
+        <w:widowControl/>
       </w:pPr>
       <w:r>
-        <w:t>Как это изменило жизнь людей</w:t>
+        <w:t>Как изменило жизнь людей</w:t>
       </w:r>
     </w:p>
     <w:p>
       <w:pPr>
-        <w:keepLines w:val="0"/>
+        <w:widowControl/>
       </w:pPr>
       <w:r>
-        <w:t>Семья могла получить срочную весть в тот же день, а не ждать письма. Цены, политические решения и военные сообщения стали распространяться намного быстрее. Одновременно правительства и империи получили возможность жёстче контролировать далёкие территории.</w:t>
-      </w:r>
-    </w:p>
-    <w:p>
-      <w:pPr>
-        <w:keepLines w:val="0"/>
-      </w:pPr>
-      <w:r>
-        <w:t>Именно телеграф породил современное ожидание, что важная новость должна приходить немедленно.</w:t>
+        <w:t>Семья могла получить срочную весть в тот же день вместо ожидания письма. Цены, политические решения и военные сообщения двигались быстрее. Государства и империи могли теснее контролировать отдалённые земли. Телеграф начал современную привычку ожидать важную новость немедленно.</w:t>
       </w:r>
     </w:p>
     <w:p>
       <w:pPr>
         <w:pStyle w:val="Heading1"/>
+        <w:widowControl/>
       </w:pPr>
       <w:r>
         <w:t>Источники и литература</w:t>
@@ -278,99 +211,103 @@
     <w:p>
       <w:pPr>
         <w:pStyle w:val="Heading2"/>
+        <w:widowControl/>
       </w:pPr>
       <w:r>
-        <w:t>C. Материалы научных учреждений и энциклопедий</w:t>
+        <w:rPr>
+          <w:sz w:val="20"/>
+        </w:rPr>
+        <w:t>Материалы организаций и энциклопедии</w:t>
       </w:r>
     </w:p>
     <w:p>
       <w:pPr>
-        <w:keepLines/>
-        <w:spacing w:after="80" w:line="300" w:lineRule="auto"/>
-        <w:numPr>
-          <w:ilvl w:val="0"/>
-          <w:numId w:val="11"/>
-        </w:numPr>
+        <w:widowControl/>
       </w:pPr>
       <w:r>
-        <w:t xml:space="preserve">Encyclopaedia Britannica. «Telegraph». </w:t>
+        <w:rPr>
+          <w:sz w:val="20"/>
+        </w:rPr>
+        <w:t xml:space="preserve">1. Encyclopaedia Britannica. 'Telegraph.' </w:t>
       </w:r>
+      <w:hyperlink r:id="rId9">
+        <w:r>
+          <w:rPr>
+            <w:sz w:val="20"/>
+          </w:rPr>
+          <w:t>https://www.britannica.com/technology/telegraph</w:t>
+        </w:r>
+      </w:hyperlink>
       <w:r>
-        <w:t xml:space="preserve"> </w:t>
+        <w:rPr>
+          <w:sz w:val="20"/>
+        </w:rPr>
+      </w:r>
+    </w:p>
+    <w:p>
+      <w:pPr>
+        <w:widowControl/>
+      </w:pPr>
+      <w:r>
+        <w:rPr>
+          <w:sz w:val="20"/>
+        </w:rPr>
+        <w:t xml:space="preserve">2. Library of Congress. 'Samuel F. B. Morse Papers at the Library of Congress, 1793 to 1919.' </w:t>
+      </w:r>
+      <w:hyperlink r:id="rId10">
+        <w:r>
+          <w:rPr>
+            <w:sz w:val="20"/>
+          </w:rPr>
+          <w:t>https://www.loc.gov/collections/samuel-morse-papers-at-the-library-of-congress/about-this-collection/</w:t>
+        </w:r>
+      </w:hyperlink>
+      <w:r>
+        <w:rPr>
+          <w:sz w:val="20"/>
+        </w:rPr>
+      </w:r>
+    </w:p>
+    <w:p>
+      <w:pPr>
+        <w:pStyle w:val="Heading2"/>
+        <w:widowControl/>
+      </w:pPr>
+      <w:r>
+        <w:rPr>
+          <w:sz w:val="20"/>
+        </w:rPr>
+        <w:t>Профессиональные общества</w:t>
+      </w:r>
+    </w:p>
+    <w:p>
+      <w:pPr>
+        <w:widowControl/>
+      </w:pPr>
+      <w:r>
+        <w:rPr>
+          <w:sz w:val="20"/>
+        </w:rPr>
+        <w:t xml:space="preserve">1. Engineering and Technology History Wiki. 'Telegraph.' </w:t>
       </w:r>
       <w:hyperlink r:id="rId11">
         <w:r>
           <w:rPr>
-            <w:color w:val="0563C1"/>
-            <w:u w:val="single"/>
-          </w:rPr>
-          <w:t>https://www.britannica.com/technology/telegraph</w:t>
-        </w:r>
-      </w:hyperlink>
-    </w:p>
-    <w:p>
-      <w:pPr>
-        <w:keepLines/>
-        <w:spacing w:after="80" w:line="300" w:lineRule="auto"/>
-        <w:numPr>
-          <w:ilvl w:val="0"/>
-          <w:numId w:val="11"/>
-        </w:numPr>
-      </w:pPr>
-      <w:r>
-        <w:t xml:space="preserve">Библиотека Конгресса США. «Samuel F. B. Morse Papers at the Library of Congress, 1793 to 1919». </w:t>
-      </w:r>
-      <w:r>
-        <w:t xml:space="preserve"> </w:t>
-      </w:r>
-      <w:hyperlink r:id="rId12">
-        <w:r>
-          <w:rPr>
-            <w:color w:val="0563C1"/>
-            <w:u w:val="single"/>
-          </w:rPr>
-          <w:t>https://www.loc.gov/collections/samuel-morse-papers-at-the-library-of-congress/about-this-collection/</w:t>
-        </w:r>
-      </w:hyperlink>
-    </w:p>
-    <w:p>
-      <w:pPr>
-        <w:pStyle w:val="Heading2"/>
-      </w:pPr>
-      <w:r>
-        <w:t>H. Профессиональные общества</w:t>
-      </w:r>
-    </w:p>
-    <w:p>
-      <w:pPr>
-        <w:keepLines/>
-        <w:spacing w:after="80" w:line="300" w:lineRule="auto"/>
-        <w:numPr>
-          <w:ilvl w:val="0"/>
-          <w:numId w:val="12"/>
-        </w:numPr>
-      </w:pPr>
-      <w:r>
-        <w:t xml:space="preserve">Engineering and Technology History Wiki. «Telegraph». </w:t>
-      </w:r>
-      <w:r>
-        <w:t xml:space="preserve"> </w:t>
-      </w:r>
-      <w:hyperlink r:id="rId13">
-        <w:r>
-          <w:rPr>
-            <w:color w:val="0563C1"/>
-            <w:u w:val="single"/>
+            <w:sz w:val="20"/>
           </w:rPr>
           <w:t>https://ethw.org/Telegraph</w:t>
         </w:r>
       </w:hyperlink>
+      <w:r>
+        <w:rPr>
+          <w:sz w:val="20"/>
+        </w:rPr>
+      </w:r>
     </w:p>
     <w:sectPr>
-      <w:headerReference w:type="default" r:id="rId9"/>
-      <w:footerReference w:type="default" r:id="rId10"/>
-      <w:pgSz w:w="12240" w:h="15840"/>
-      <w:pgMar w:top="1440" w:right="1440" w:bottom="1440" w:left="1440" w:header="708" w:footer="708" w:gutter="0"/>
+      <w:footerReference w:type="default" r:id="rId12"/>
+      <w:pgSz w:w="11906" w:h="16838"/>
+      <w:pgMar w:top="1020" w:right="1134" w:bottom="1020" w:left="1134" w:header="720" w:footer="720" w:gutter="0"/>
       <w:cols w:space="720"/>
       <w:docGrid w:linePitch="360"/>
     </w:sectPr>
@@ -383,60 +320,11 @@
   <w:p>
     <w:pPr>
       <w:pStyle w:val="Footer"/>
-      <w:spacing w:before="0" w:after="0"/>
       <w:jc w:val="right"/>
     </w:pPr>
-    <w:r>
-      <w:rPr>
-        <w:rFonts w:ascii="Calibri" w:hAnsi="Calibri" w:cs="Calibri"/>
-        <w:color w:val="666666"/>
-        <w:sz w:val="18"/>
-      </w:rPr>
-      <w:t xml:space="preserve">Страница </w:t>
-    </w:r>
-    <w:r>
-      <w:rPr>
-        <w:rFonts w:ascii="Calibri" w:hAnsi="Calibri" w:cs="Calibri"/>
-        <w:color w:val="666666"/>
-        <w:sz w:val="18"/>
-      </w:rPr>
-      <w:fldChar w:fldCharType="begin"/>
-      <w:instrText xml:space="preserve"> PAGE </w:instrText>
-      <w:fldChar w:fldCharType="separate"/>
-      <w:t>1</w:t>
-      <w:fldChar w:fldCharType="end"/>
-    </w:r>
+    <w:fldSimple w:instr="PAGE"/>
   </w:p>
 </w:ftr>
-</file>
-
-<file path=word/header1.xml><?xml version="1.0" encoding="utf-8"?>
-<w:hdr xmlns:m="http://schemas.openxmlformats.org/officeDocument/2006/math" xmlns:mc="http://schemas.openxmlformats.org/markup-compatibility/2006" xmlns:mo="http://schemas.microsoft.com/office/mac/office/2008/main" xmlns:mv="urn:schemas-microsoft-com:mac:vml" xmlns:o="urn:schemas-microsoft-com:office:office" xmlns:r="http://schemas.openxmlformats.org/officeDocument/2006/relationships" xmlns:v="urn:schemas-microsoft-com:vml" xmlns:w10="urn:schemas-microsoft-com:office:word" xmlns:w14="http://schemas.microsoft.com/office/word/2010/wordml" xmlns:w="http://schemas.openxmlformats.org/wordprocessingml/2006/main" xmlns:wne="http://schemas.microsoft.com/office/word/2006/wordml" xmlns:wp14="http://schemas.microsoft.com/office/word/2010/wordprocessingDrawing" xmlns:wp="http://schemas.openxmlformats.org/drawingml/2006/wordprocessingDrawing" xmlns:wpc="http://schemas.microsoft.com/office/word/2010/wordprocessingCanvas" xmlns:wpg="http://schemas.microsoft.com/office/word/2010/wordprocessingGroup" xmlns:wpi="http://schemas.microsoft.com/office/word/2010/wordprocessingInk" xmlns:wps="http://schemas.microsoft.com/office/word/2010/wordprocessingShape" mc:Ignorable="w14 wp14">
-  <w:p>
-    <w:pPr>
-      <w:pStyle w:val="Header"/>
-      <w:spacing w:after="0"/>
-      <w:jc w:val="left"/>
-    </w:pPr>
-    <w:r>
-      <w:rPr>
-        <w:rFonts w:ascii="Calibri" w:hAnsi="Calibri" w:cs="Calibri"/>
-        <w:b/>
-        <w:color w:val="666666"/>
-        <w:sz w:val="18"/>
-      </w:rPr>
-      <w:t>Открытия и изобретения</w:t>
-    </w:r>
-    <w:r>
-      <w:rPr>
-        <w:rFonts w:ascii="Calibri" w:hAnsi="Calibri" w:cs="Calibri"/>
-        <w:color w:val="666666"/>
-        <w:sz w:val="18"/>
-      </w:rPr>
-      <w:t xml:space="preserve">    |    6. Цифровые технологии, космос и связь</w:t>
-    </w:r>
-  </w:p>
-</w:hdr>
 </file>
 
 <file path=word/numbering.xml><?xml version="1.0" encoding="utf-8"?>
@@ -639,60 +527,6 @@
   <w:num w:numId="9">
     <w:abstractNumId w:val="0"/>
   </w:num>
-  <w:abstractNum w:abstractNumId="9">
-    <w:multiLevelType w:val="singleLevel"/>
-    <w:lvl w:ilvl="0">
-      <w:start w:val="1"/>
-      <w:numFmt w:val="bullet"/>
-      <w:lvlText w:val="•"/>
-      <w:lvlJc w:val="left"/>
-      <w:pPr>
-        <w:tabs>
-          <w:tab w:val="num" w:pos="540"/>
-        </w:tabs>
-        <w:ind w:left="540" w:hanging="270"/>
-      </w:pPr>
-    </w:lvl>
-  </w:abstractNum>
-  <w:num w:numId="10">
-    <w:abstractNumId w:val="9"/>
-  </w:num>
-  <w:abstractNum w:abstractNumId="10">
-    <w:multiLevelType w:val="singleLevel"/>
-    <w:lvl w:ilvl="0">
-      <w:start w:val="1"/>
-      <w:numFmt w:val="decimal"/>
-      <w:lvlText w:val="%1."/>
-      <w:lvlJc w:val="left"/>
-      <w:pPr>
-        <w:tabs>
-          <w:tab w:val="num" w:pos="540"/>
-        </w:tabs>
-        <w:ind w:left="540" w:hanging="270"/>
-      </w:pPr>
-    </w:lvl>
-  </w:abstractNum>
-  <w:num w:numId="11">
-    <w:abstractNumId w:val="10"/>
-  </w:num>
-  <w:abstractNum w:abstractNumId="11">
-    <w:multiLevelType w:val="singleLevel"/>
-    <w:lvl w:ilvl="0">
-      <w:start w:val="1"/>
-      <w:numFmt w:val="decimal"/>
-      <w:lvlText w:val="%1."/>
-      <w:lvlJc w:val="left"/>
-      <w:pPr>
-        <w:tabs>
-          <w:tab w:val="num" w:pos="540"/>
-        </w:tabs>
-        <w:ind w:left="540" w:hanging="270"/>
-      </w:pPr>
-    </w:lvl>
-  </w:abstractNum>
-  <w:num w:numId="12">
-    <w:abstractNumId w:val="11"/>
-  </w:num>
 </w:numbering>
 </file>
 
@@ -701,7 +535,7 @@
   <w:docDefaults>
     <w:rPrDefault>
       <w:rPr>
-        <w:rFonts w:asciiTheme="minorHAnsi" w:eastAsiaTheme="minorEastAsia" w:hAnsiTheme="minorHAnsi" w:cstheme="minorBidi"/>
+        <w:rFonts/>
         <w:sz w:val="22"/>
         <w:szCs w:val="22"/>
         <w:lang w:val="en-US" w:eastAsia="en-US" w:bidi="ar-SA"/>
@@ -857,12 +691,13 @@
     <w:qFormat/>
     <w:rsid w:val="00FC693F"/>
     <w:pPr>
-      <w:widowControl/>
-      <w:spacing w:before="0" w:after="120" w:line="300" w:lineRule="auto"/>
+      <w:spacing w:after="120" w:line="259" w:lineRule="auto"/>
     </w:pPr>
     <w:rPr>
-      <w:rFonts w:ascii="Calibri" w:hAnsi="Calibri" w:cs="Calibri"/>
-      <w:sz w:val="22"/>
+      <w:rFonts w:ascii="Times New Roman" w:hAnsi="Times New Roman"/>
+      <w:color w:val="000000"/>
+      <w:sz w:val="24"/>
+      <w:lang w:val="ru-RU"/>
     </w:rPr>
   </w:style>
   <w:style w:type="paragraph" w:styleId="Header">
@@ -920,16 +755,17 @@
     <w:pPr>
       <w:keepNext/>
       <w:keepLines/>
-      <w:spacing w:before="360" w:after="200"/>
+      <w:spacing w:before="480" w:after="120" w:line="259" w:lineRule="auto"/>
       <w:outlineLvl w:val="0"/>
     </w:pPr>
     <w:rPr>
-      <w:rFonts w:asciiTheme="majorHAnsi" w:eastAsiaTheme="majorEastAsia" w:hAnsiTheme="majorHAnsi" w:cstheme="majorBidi" w:ascii="Calibri" w:hAnsi="Calibri" w:cs="Calibri"/>
+      <w:rFonts w:ascii="Times New Roman" w:hAnsi="Times New Roman"/>
       <w:b/>
       <w:bCs/>
-      <w:color w:val="2E74B5"/>
-      <w:sz w:val="32"/>
+      <w:color w:val="000000"/>
+      <w:sz w:val="26"/>
       <w:szCs w:val="28"/>
+      <w:lang w:val="ru-RU"/>
     </w:rPr>
   </w:style>
   <w:style w:type="paragraph" w:styleId="Heading2">
@@ -944,16 +780,17 @@
     <w:pPr>
       <w:keepNext/>
       <w:keepLines/>
-      <w:spacing w:before="280" w:after="140"/>
+      <w:spacing w:before="200" w:after="120" w:line="259" w:lineRule="auto"/>
       <w:outlineLvl w:val="1"/>
     </w:pPr>
     <w:rPr>
-      <w:rFonts w:asciiTheme="majorHAnsi" w:eastAsiaTheme="majorEastAsia" w:hAnsiTheme="majorHAnsi" w:cstheme="majorBidi" w:ascii="Calibri" w:hAnsi="Calibri" w:cs="Calibri"/>
+      <w:rFonts w:ascii="Times New Roman" w:hAnsi="Times New Roman"/>
       <w:b/>
       <w:bCs/>
-      <w:color w:val="2E74B5"/>
+      <w:color w:val="000000"/>
       <w:sz w:val="26"/>
       <w:szCs w:val="26"/>
+      <w:lang w:val="ru-RU"/>
     </w:rPr>
   </w:style>
   <w:style w:type="paragraph" w:styleId="Heading3">
@@ -968,15 +805,14 @@
     <w:pPr>
       <w:keepNext/>
       <w:keepLines/>
-      <w:spacing w:before="200" w:after="100"/>
+      <w:spacing w:before="200" w:after="0"/>
       <w:outlineLvl w:val="2"/>
     </w:pPr>
     <w:rPr>
-      <w:rFonts w:asciiTheme="majorHAnsi" w:eastAsiaTheme="majorEastAsia" w:hAnsiTheme="majorHAnsi" w:cstheme="majorBidi" w:ascii="Calibri" w:hAnsi="Calibri" w:cs="Calibri"/>
+      <w:rFonts/>
       <w:b/>
       <w:bCs/>
-      <w:color w:val="1F4D78"/>
-      <w:sz w:val="24"/>
+      <w:color w:val="4F81BD" w:themeColor="accent1"/>
     </w:rPr>
   </w:style>
   <w:style w:type="paragraph" w:styleId="Heading4">
@@ -996,7 +832,7 @@
       <w:outlineLvl w:val="3"/>
     </w:pPr>
     <w:rPr>
-      <w:rFonts w:asciiTheme="majorHAnsi" w:eastAsiaTheme="majorEastAsia" w:hAnsiTheme="majorHAnsi" w:cstheme="majorBidi"/>
+      <w:rFonts/>
       <w:b/>
       <w:bCs/>
       <w:i/>
@@ -1021,7 +857,7 @@
       <w:outlineLvl w:val="4"/>
     </w:pPr>
     <w:rPr>
-      <w:rFonts w:asciiTheme="majorHAnsi" w:eastAsiaTheme="majorEastAsia" w:hAnsiTheme="majorHAnsi" w:cstheme="majorBidi"/>
+      <w:rFonts/>
       <w:color w:val="243F60" w:themeColor="accent1" w:themeShade="7F"/>
     </w:rPr>
   </w:style>
@@ -1042,7 +878,7 @@
       <w:outlineLvl w:val="5"/>
     </w:pPr>
     <w:rPr>
-      <w:rFonts w:asciiTheme="majorHAnsi" w:eastAsiaTheme="majorEastAsia" w:hAnsiTheme="majorHAnsi" w:cstheme="majorBidi"/>
+      <w:rFonts/>
       <w:i/>
       <w:iCs/>
       <w:color w:val="243F60" w:themeColor="accent1" w:themeShade="7F"/>
@@ -1065,7 +901,7 @@
       <w:outlineLvl w:val="6"/>
     </w:pPr>
     <w:rPr>
-      <w:rFonts w:asciiTheme="majorHAnsi" w:eastAsiaTheme="majorEastAsia" w:hAnsiTheme="majorHAnsi" w:cstheme="majorBidi"/>
+      <w:rFonts/>
       <w:i/>
       <w:iCs/>
       <w:color w:val="404040" w:themeColor="text1" w:themeTint="BF"/>
@@ -1088,7 +924,7 @@
       <w:outlineLvl w:val="7"/>
     </w:pPr>
     <w:rPr>
-      <w:rFonts w:asciiTheme="majorHAnsi" w:eastAsiaTheme="majorEastAsia" w:hAnsiTheme="majorHAnsi" w:cstheme="majorBidi"/>
+      <w:rFonts/>
       <w:color w:val="4F81BD" w:themeColor="accent1"/>
       <w:sz w:val="20"/>
       <w:szCs w:val="20"/>
@@ -1111,7 +947,7 @@
       <w:outlineLvl w:val="8"/>
     </w:pPr>
     <w:rPr>
-      <w:rFonts w:asciiTheme="majorHAnsi" w:eastAsiaTheme="majorEastAsia" w:hAnsiTheme="majorHAnsi" w:cstheme="majorBidi"/>
+      <w:rFonts/>
       <w:i/>
       <w:iCs/>
       <w:color w:val="404040" w:themeColor="text1" w:themeTint="BF"/>
@@ -1162,7 +998,7 @@
     <w:uiPriority w:val="9"/>
     <w:rsid w:val="00FC693F"/>
     <w:rPr>
-      <w:rFonts w:asciiTheme="majorHAnsi" w:eastAsiaTheme="majorEastAsia" w:hAnsiTheme="majorHAnsi" w:cstheme="majorBidi"/>
+      <w:rFonts/>
       <w:b/>
       <w:bCs/>
       <w:color w:val="365F91" w:themeColor="accent1" w:themeShade="BF"/>
@@ -1177,7 +1013,7 @@
     <w:uiPriority w:val="9"/>
     <w:rsid w:val="00FC693F"/>
     <w:rPr>
-      <w:rFonts w:asciiTheme="majorHAnsi" w:eastAsiaTheme="majorEastAsia" w:hAnsiTheme="majorHAnsi" w:cstheme="majorBidi"/>
+      <w:rFonts/>
       <w:b/>
       <w:bCs/>
       <w:color w:val="4F81BD" w:themeColor="accent1"/>
@@ -1192,7 +1028,7 @@
     <w:uiPriority w:val="9"/>
     <w:rsid w:val="00FC693F"/>
     <w:rPr>
-      <w:rFonts w:asciiTheme="majorHAnsi" w:eastAsiaTheme="majorEastAsia" w:hAnsiTheme="majorHAnsi" w:cstheme="majorBidi"/>
+      <w:rFonts/>
       <w:b/>
       <w:bCs/>
       <w:color w:val="4F81BD" w:themeColor="accent1"/>
@@ -1207,19 +1043,17 @@
     <w:qFormat/>
     <w:rsid w:val="00FC693F"/>
     <w:pPr>
-      <w:pBdr>
-        <w:bottom w:val="single" w:sz="8" w:space="4" w:color="4F81BD" w:themeColor="accent1"/>
-      </w:pBdr>
-      <w:spacing w:after="300" w:line="240" w:lineRule="auto"/>
+      <w:spacing w:after="120" w:line="259" w:lineRule="auto"/>
       <w:contextualSpacing/>
     </w:pPr>
     <w:rPr>
-      <w:rFonts w:asciiTheme="majorHAnsi" w:eastAsiaTheme="majorEastAsia" w:hAnsiTheme="majorHAnsi" w:cstheme="majorBidi"/>
-      <w:color w:val="17365D" w:themeColor="text2" w:themeShade="BF"/>
+      <w:rFonts w:ascii="Times New Roman" w:hAnsi="Times New Roman"/>
+      <w:color w:val="000000"/>
       <w:spacing w:val="5"/>
       <w:kern w:val="28"/>
-      <w:sz w:val="52"/>
+      <w:sz w:val="40"/>
       <w:szCs w:val="52"/>
+      <w:lang w:val="ru-RU"/>
     </w:rPr>
   </w:style>
   <w:style w:type="character" w:customStyle="1" w:styleId="TitleChar">
@@ -1229,7 +1063,7 @@
     <w:uiPriority w:val="10"/>
     <w:rsid w:val="00FC693F"/>
     <w:rPr>
-      <w:rFonts w:asciiTheme="majorHAnsi" w:eastAsiaTheme="majorEastAsia" w:hAnsiTheme="majorHAnsi" w:cstheme="majorBidi"/>
+      <w:rFonts/>
       <w:color w:val="17365D" w:themeColor="text2" w:themeShade="BF"/>
       <w:spacing w:val="5"/>
       <w:kern w:val="28"/>
@@ -1251,7 +1085,7 @@
       </w:numPr>
     </w:pPr>
     <w:rPr>
-      <w:rFonts w:asciiTheme="majorHAnsi" w:eastAsiaTheme="majorEastAsia" w:hAnsiTheme="majorHAnsi" w:cstheme="majorBidi"/>
+      <w:rFonts/>
       <w:i/>
       <w:iCs/>
       <w:color w:val="4F81BD" w:themeColor="accent1"/>
@@ -1267,7 +1101,7 @@
     <w:uiPriority w:val="11"/>
     <w:rsid w:val="00FC693F"/>
     <w:rPr>
-      <w:rFonts w:asciiTheme="majorHAnsi" w:eastAsiaTheme="majorEastAsia" w:hAnsiTheme="majorHAnsi" w:cstheme="majorBidi"/>
+      <w:rFonts/>
       <w:i/>
       <w:iCs/>
       <w:color w:val="4F81BD" w:themeColor="accent1"/>
@@ -1392,8 +1226,15 @@
       <w:numPr>
         <w:numId w:val="1"/>
       </w:numPr>
+      <w:spacing w:after="120" w:line="259" w:lineRule="auto"/>
       <w:contextualSpacing/>
     </w:pPr>
+    <w:rPr>
+      <w:rFonts w:ascii="Times New Roman" w:hAnsi="Times New Roman"/>
+      <w:color w:val="000000"/>
+      <w:sz w:val="24"/>
+      <w:lang w:val="ru-RU"/>
+    </w:rPr>
   </w:style>
   <w:style w:type="paragraph" w:styleId="ListBullet2">
     <w:name w:val="List Bullet 2"/>
@@ -1565,7 +1406,7 @@
     <w:semiHidden/>
     <w:rsid w:val="00FC693F"/>
     <w:rPr>
-      <w:rFonts w:asciiTheme="majorHAnsi" w:eastAsiaTheme="majorEastAsia" w:hAnsiTheme="majorHAnsi" w:cstheme="majorBidi"/>
+      <w:rFonts/>
       <w:b/>
       <w:bCs/>
       <w:i/>
@@ -1581,7 +1422,7 @@
     <w:semiHidden/>
     <w:rsid w:val="00FC693F"/>
     <w:rPr>
-      <w:rFonts w:asciiTheme="majorHAnsi" w:eastAsiaTheme="majorEastAsia" w:hAnsiTheme="majorHAnsi" w:cstheme="majorBidi"/>
+      <w:rFonts/>
       <w:color w:val="243F60" w:themeColor="accent1" w:themeShade="7F"/>
     </w:rPr>
   </w:style>
@@ -1593,7 +1434,7 @@
     <w:semiHidden/>
     <w:rsid w:val="00FC693F"/>
     <w:rPr>
-      <w:rFonts w:asciiTheme="majorHAnsi" w:eastAsiaTheme="majorEastAsia" w:hAnsiTheme="majorHAnsi" w:cstheme="majorBidi"/>
+      <w:rFonts/>
       <w:i/>
       <w:iCs/>
       <w:color w:val="243F60" w:themeColor="accent1" w:themeShade="7F"/>
@@ -1607,7 +1448,7 @@
     <w:semiHidden/>
     <w:rsid w:val="00FC693F"/>
     <w:rPr>
-      <w:rFonts w:asciiTheme="majorHAnsi" w:eastAsiaTheme="majorEastAsia" w:hAnsiTheme="majorHAnsi" w:cstheme="majorBidi"/>
+      <w:rFonts/>
       <w:i/>
       <w:iCs/>
       <w:color w:val="404040" w:themeColor="text1" w:themeTint="BF"/>
@@ -1621,7 +1462,7 @@
     <w:semiHidden/>
     <w:rsid w:val="00FC693F"/>
     <w:rPr>
-      <w:rFonts w:asciiTheme="majorHAnsi" w:eastAsiaTheme="majorEastAsia" w:hAnsiTheme="majorHAnsi" w:cstheme="majorBidi"/>
+      <w:rFonts/>
       <w:color w:val="4F81BD" w:themeColor="accent1"/>
       <w:sz w:val="20"/>
       <w:szCs w:val="20"/>
@@ -1635,7 +1476,7 @@
     <w:semiHidden/>
     <w:rsid w:val="00FC693F"/>
     <w:rPr>
-      <w:rFonts w:asciiTheme="majorHAnsi" w:eastAsiaTheme="majorEastAsia" w:hAnsiTheme="majorHAnsi" w:cstheme="majorBidi"/>
+      <w:rFonts/>
       <w:i/>
       <w:iCs/>
       <w:color w:val="404040" w:themeColor="text1" w:themeTint="BF"/>
@@ -1694,9 +1535,6 @@
     <w:qFormat/>
     <w:rsid w:val="00FC693F"/>
     <w:pPr>
-      <w:pBdr>
-        <w:bottom w:val="single" w:sz="4" w:space="4" w:color="4F81BD" w:themeColor="accent1"/>
-      </w:pBdr>
       <w:spacing w:before="200" w:after="280"/>
       <w:ind w:left="936" w:right="936"/>
     </w:pPr>
@@ -3224,7 +3062,7 @@
         <w:spacing w:before="0" w:after="0" w:line="240" w:lineRule="auto"/>
       </w:pPr>
       <w:rPr>
-        <w:rFonts w:asciiTheme="majorHAnsi" w:eastAsiaTheme="majorEastAsia" w:hAnsiTheme="majorHAnsi" w:cstheme="majorBidi"/>
+        <w:rFonts/>
         <w:b/>
         <w:bCs/>
       </w:rPr>
@@ -3245,7 +3083,7 @@
         <w:spacing w:before="0" w:after="0" w:line="240" w:lineRule="auto"/>
       </w:pPr>
       <w:rPr>
-        <w:rFonts w:asciiTheme="majorHAnsi" w:eastAsiaTheme="majorEastAsia" w:hAnsiTheme="majorHAnsi" w:cstheme="majorBidi"/>
+        <w:rFonts/>
         <w:b/>
         <w:bCs/>
       </w:rPr>
@@ -3263,14 +3101,14 @@
     </w:tblStylePr>
     <w:tblStylePr w:type="firstCol">
       <w:rPr>
-        <w:rFonts w:asciiTheme="majorHAnsi" w:eastAsiaTheme="majorEastAsia" w:hAnsiTheme="majorHAnsi" w:cstheme="majorBidi"/>
+        <w:rFonts/>
         <w:b/>
         <w:bCs/>
       </w:rPr>
     </w:tblStylePr>
     <w:tblStylePr w:type="lastCol">
       <w:rPr>
-        <w:rFonts w:asciiTheme="majorHAnsi" w:eastAsiaTheme="majorEastAsia" w:hAnsiTheme="majorHAnsi" w:cstheme="majorBidi"/>
+        <w:rFonts/>
         <w:b/>
         <w:bCs/>
       </w:rPr>
@@ -3354,7 +3192,7 @@
         <w:spacing w:before="0" w:after="0" w:line="240" w:lineRule="auto"/>
       </w:pPr>
       <w:rPr>
-        <w:rFonts w:asciiTheme="majorHAnsi" w:eastAsiaTheme="majorEastAsia" w:hAnsiTheme="majorHAnsi" w:cstheme="majorBidi"/>
+        <w:rFonts/>
         <w:b/>
         <w:bCs/>
       </w:rPr>
@@ -3375,7 +3213,7 @@
         <w:spacing w:before="0" w:after="0" w:line="240" w:lineRule="auto"/>
       </w:pPr>
       <w:rPr>
-        <w:rFonts w:asciiTheme="majorHAnsi" w:eastAsiaTheme="majorEastAsia" w:hAnsiTheme="majorHAnsi" w:cstheme="majorBidi"/>
+        <w:rFonts/>
         <w:b/>
         <w:bCs/>
       </w:rPr>
@@ -3393,14 +3231,14 @@
     </w:tblStylePr>
     <w:tblStylePr w:type="firstCol">
       <w:rPr>
-        <w:rFonts w:asciiTheme="majorHAnsi" w:eastAsiaTheme="majorEastAsia" w:hAnsiTheme="majorHAnsi" w:cstheme="majorBidi"/>
+        <w:rFonts/>
         <w:b/>
         <w:bCs/>
       </w:rPr>
     </w:tblStylePr>
     <w:tblStylePr w:type="lastCol">
       <w:rPr>
-        <w:rFonts w:asciiTheme="majorHAnsi" w:eastAsiaTheme="majorEastAsia" w:hAnsiTheme="majorHAnsi" w:cstheme="majorBidi"/>
+        <w:rFonts/>
         <w:b/>
         <w:bCs/>
       </w:rPr>
@@ -3484,7 +3322,7 @@
         <w:spacing w:before="0" w:after="0" w:line="240" w:lineRule="auto"/>
       </w:pPr>
       <w:rPr>
-        <w:rFonts w:asciiTheme="majorHAnsi" w:eastAsiaTheme="majorEastAsia" w:hAnsiTheme="majorHAnsi" w:cstheme="majorBidi"/>
+        <w:rFonts/>
         <w:b/>
         <w:bCs/>
       </w:rPr>
@@ -3505,7 +3343,7 @@
         <w:spacing w:before="0" w:after="0" w:line="240" w:lineRule="auto"/>
       </w:pPr>
       <w:rPr>
-        <w:rFonts w:asciiTheme="majorHAnsi" w:eastAsiaTheme="majorEastAsia" w:hAnsiTheme="majorHAnsi" w:cstheme="majorBidi"/>
+        <w:rFonts/>
         <w:b/>
         <w:bCs/>
       </w:rPr>
@@ -3523,14 +3361,14 @@
     </w:tblStylePr>
     <w:tblStylePr w:type="firstCol">
       <w:rPr>
-        <w:rFonts w:asciiTheme="majorHAnsi" w:eastAsiaTheme="majorEastAsia" w:hAnsiTheme="majorHAnsi" w:cstheme="majorBidi"/>
+        <w:rFonts/>
         <w:b/>
         <w:bCs/>
       </w:rPr>
     </w:tblStylePr>
     <w:tblStylePr w:type="lastCol">
       <w:rPr>
-        <w:rFonts w:asciiTheme="majorHAnsi" w:eastAsiaTheme="majorEastAsia" w:hAnsiTheme="majorHAnsi" w:cstheme="majorBidi"/>
+        <w:rFonts/>
         <w:b/>
         <w:bCs/>
       </w:rPr>
@@ -3614,7 +3452,7 @@
         <w:spacing w:before="0" w:after="0" w:line="240" w:lineRule="auto"/>
       </w:pPr>
       <w:rPr>
-        <w:rFonts w:asciiTheme="majorHAnsi" w:eastAsiaTheme="majorEastAsia" w:hAnsiTheme="majorHAnsi" w:cstheme="majorBidi"/>
+        <w:rFonts/>
         <w:b/>
         <w:bCs/>
       </w:rPr>
@@ -3635,7 +3473,7 @@
         <w:spacing w:before="0" w:after="0" w:line="240" w:lineRule="auto"/>
       </w:pPr>
       <w:rPr>
-        <w:rFonts w:asciiTheme="majorHAnsi" w:eastAsiaTheme="majorEastAsia" w:hAnsiTheme="majorHAnsi" w:cstheme="majorBidi"/>
+        <w:rFonts/>
         <w:b/>
         <w:bCs/>
       </w:rPr>
@@ -3653,14 +3491,14 @@
     </w:tblStylePr>
     <w:tblStylePr w:type="firstCol">
       <w:rPr>
-        <w:rFonts w:asciiTheme="majorHAnsi" w:eastAsiaTheme="majorEastAsia" w:hAnsiTheme="majorHAnsi" w:cstheme="majorBidi"/>
+        <w:rFonts/>
         <w:b/>
         <w:bCs/>
       </w:rPr>
     </w:tblStylePr>
     <w:tblStylePr w:type="lastCol">
       <w:rPr>
-        <w:rFonts w:asciiTheme="majorHAnsi" w:eastAsiaTheme="majorEastAsia" w:hAnsiTheme="majorHAnsi" w:cstheme="majorBidi"/>
+        <w:rFonts/>
         <w:b/>
         <w:bCs/>
       </w:rPr>
@@ -3744,7 +3582,7 @@
         <w:spacing w:before="0" w:after="0" w:line="240" w:lineRule="auto"/>
       </w:pPr>
       <w:rPr>
-        <w:rFonts w:asciiTheme="majorHAnsi" w:eastAsiaTheme="majorEastAsia" w:hAnsiTheme="majorHAnsi" w:cstheme="majorBidi"/>
+        <w:rFonts/>
         <w:b/>
         <w:bCs/>
       </w:rPr>
@@ -3765,7 +3603,7 @@
         <w:spacing w:before="0" w:after="0" w:line="240" w:lineRule="auto"/>
       </w:pPr>
       <w:rPr>
-        <w:rFonts w:asciiTheme="majorHAnsi" w:eastAsiaTheme="majorEastAsia" w:hAnsiTheme="majorHAnsi" w:cstheme="majorBidi"/>
+        <w:rFonts/>
         <w:b/>
         <w:bCs/>
       </w:rPr>
@@ -3783,14 +3621,14 @@
     </w:tblStylePr>
     <w:tblStylePr w:type="firstCol">
       <w:rPr>
-        <w:rFonts w:asciiTheme="majorHAnsi" w:eastAsiaTheme="majorEastAsia" w:hAnsiTheme="majorHAnsi" w:cstheme="majorBidi"/>
+        <w:rFonts/>
         <w:b/>
         <w:bCs/>
       </w:rPr>
     </w:tblStylePr>
     <w:tblStylePr w:type="lastCol">
       <w:rPr>
-        <w:rFonts w:asciiTheme="majorHAnsi" w:eastAsiaTheme="majorEastAsia" w:hAnsiTheme="majorHAnsi" w:cstheme="majorBidi"/>
+        <w:rFonts/>
         <w:b/>
         <w:bCs/>
       </w:rPr>
@@ -3874,7 +3712,7 @@
         <w:spacing w:before="0" w:after="0" w:line="240" w:lineRule="auto"/>
       </w:pPr>
       <w:rPr>
-        <w:rFonts w:asciiTheme="majorHAnsi" w:eastAsiaTheme="majorEastAsia" w:hAnsiTheme="majorHAnsi" w:cstheme="majorBidi"/>
+        <w:rFonts/>
         <w:b/>
         <w:bCs/>
       </w:rPr>
@@ -3895,7 +3733,7 @@
         <w:spacing w:before="0" w:after="0" w:line="240" w:lineRule="auto"/>
       </w:pPr>
       <w:rPr>
-        <w:rFonts w:asciiTheme="majorHAnsi" w:eastAsiaTheme="majorEastAsia" w:hAnsiTheme="majorHAnsi" w:cstheme="majorBidi"/>
+        <w:rFonts/>
         <w:b/>
         <w:bCs/>
       </w:rPr>
@@ -3913,14 +3751,14 @@
     </w:tblStylePr>
     <w:tblStylePr w:type="firstCol">
       <w:rPr>
-        <w:rFonts w:asciiTheme="majorHAnsi" w:eastAsiaTheme="majorEastAsia" w:hAnsiTheme="majorHAnsi" w:cstheme="majorBidi"/>
+        <w:rFonts/>
         <w:b/>
         <w:bCs/>
       </w:rPr>
     </w:tblStylePr>
     <w:tblStylePr w:type="lastCol">
       <w:rPr>
-        <w:rFonts w:asciiTheme="majorHAnsi" w:eastAsiaTheme="majorEastAsia" w:hAnsiTheme="majorHAnsi" w:cstheme="majorBidi"/>
+        <w:rFonts/>
         <w:b/>
         <w:bCs/>
       </w:rPr>
@@ -4004,7 +3842,7 @@
         <w:spacing w:before="0" w:after="0" w:line="240" w:lineRule="auto"/>
       </w:pPr>
       <w:rPr>
-        <w:rFonts w:asciiTheme="majorHAnsi" w:eastAsiaTheme="majorEastAsia" w:hAnsiTheme="majorHAnsi" w:cstheme="majorBidi"/>
+        <w:rFonts/>
         <w:b/>
         <w:bCs/>
       </w:rPr>
@@ -4025,7 +3863,7 @@
         <w:spacing w:before="0" w:after="0" w:line="240" w:lineRule="auto"/>
       </w:pPr>
       <w:rPr>
-        <w:rFonts w:asciiTheme="majorHAnsi" w:eastAsiaTheme="majorEastAsia" w:hAnsiTheme="majorHAnsi" w:cstheme="majorBidi"/>
+        <w:rFonts/>
         <w:b/>
         <w:bCs/>
       </w:rPr>
@@ -4043,14 +3881,14 @@
     </w:tblStylePr>
     <w:tblStylePr w:type="firstCol">
       <w:rPr>
-        <w:rFonts w:asciiTheme="majorHAnsi" w:eastAsiaTheme="majorEastAsia" w:hAnsiTheme="majorHAnsi" w:cstheme="majorBidi"/>
+        <w:rFonts/>
         <w:b/>
         <w:bCs/>
       </w:rPr>
     </w:tblStylePr>
     <w:tblStylePr w:type="lastCol">
       <w:rPr>
-        <w:rFonts w:asciiTheme="majorHAnsi" w:eastAsiaTheme="majorEastAsia" w:hAnsiTheme="majorHAnsi" w:cstheme="majorBidi"/>
+        <w:rFonts/>
         <w:b/>
         <w:bCs/>
       </w:rPr>
@@ -5915,7 +5753,7 @@
     </w:tblPr>
     <w:tblStylePr w:type="firstRow">
       <w:rPr>
-        <w:rFonts w:asciiTheme="majorHAnsi" w:eastAsiaTheme="majorEastAsia" w:hAnsiTheme="majorHAnsi" w:cstheme="majorBidi"/>
+        <w:rFonts/>
       </w:rPr>
       <w:tblPr/>
       <w:tcPr>
@@ -5999,7 +5837,7 @@
     </w:tblPr>
     <w:tblStylePr w:type="firstRow">
       <w:rPr>
-        <w:rFonts w:asciiTheme="majorHAnsi" w:eastAsiaTheme="majorEastAsia" w:hAnsiTheme="majorHAnsi" w:cstheme="majorBidi"/>
+        <w:rFonts/>
       </w:rPr>
       <w:tblPr/>
       <w:tcPr>
@@ -6083,7 +5921,7 @@
     </w:tblPr>
     <w:tblStylePr w:type="firstRow">
       <w:rPr>
-        <w:rFonts w:asciiTheme="majorHAnsi" w:eastAsiaTheme="majorEastAsia" w:hAnsiTheme="majorHAnsi" w:cstheme="majorBidi"/>
+        <w:rFonts/>
       </w:rPr>
       <w:tblPr/>
       <w:tcPr>
@@ -6167,7 +6005,7 @@
     </w:tblPr>
     <w:tblStylePr w:type="firstRow">
       <w:rPr>
-        <w:rFonts w:asciiTheme="majorHAnsi" w:eastAsiaTheme="majorEastAsia" w:hAnsiTheme="majorHAnsi" w:cstheme="majorBidi"/>
+        <w:rFonts/>
       </w:rPr>
       <w:tblPr/>
       <w:tcPr>
@@ -6251,7 +6089,7 @@
     </w:tblPr>
     <w:tblStylePr w:type="firstRow">
       <w:rPr>
-        <w:rFonts w:asciiTheme="majorHAnsi" w:eastAsiaTheme="majorEastAsia" w:hAnsiTheme="majorHAnsi" w:cstheme="majorBidi"/>
+        <w:rFonts/>
       </w:rPr>
       <w:tblPr/>
       <w:tcPr>
@@ -6335,7 +6173,7 @@
     </w:tblPr>
     <w:tblStylePr w:type="firstRow">
       <w:rPr>
-        <w:rFonts w:asciiTheme="majorHAnsi" w:eastAsiaTheme="majorEastAsia" w:hAnsiTheme="majorHAnsi" w:cstheme="majorBidi"/>
+        <w:rFonts/>
       </w:rPr>
       <w:tblPr/>
       <w:tcPr>
@@ -6419,7 +6257,7 @@
     </w:tblPr>
     <w:tblStylePr w:type="firstRow">
       <w:rPr>
-        <w:rFonts w:asciiTheme="majorHAnsi" w:eastAsiaTheme="majorEastAsia" w:hAnsiTheme="majorHAnsi" w:cstheme="majorBidi"/>
+        <w:rFonts/>
       </w:rPr>
       <w:tblPr/>
       <w:tcPr>
@@ -6484,7 +6322,7 @@
       <w:spacing w:after="0" w:line="240" w:lineRule="auto"/>
     </w:pPr>
     <w:rPr>
-      <w:rFonts w:asciiTheme="majorHAnsi" w:eastAsiaTheme="majorEastAsia" w:hAnsiTheme="majorHAnsi" w:cstheme="majorBidi"/>
+      <w:rFonts/>
       <w:color w:val="000000" w:themeColor="text1"/>
     </w:rPr>
     <w:tblPr>
@@ -6612,7 +6450,7 @@
       <w:spacing w:after="0" w:line="240" w:lineRule="auto"/>
     </w:pPr>
     <w:rPr>
-      <w:rFonts w:asciiTheme="majorHAnsi" w:eastAsiaTheme="majorEastAsia" w:hAnsiTheme="majorHAnsi" w:cstheme="majorBidi"/>
+      <w:rFonts/>
       <w:color w:val="000000" w:themeColor="text1"/>
     </w:rPr>
     <w:tblPr>
@@ -6740,7 +6578,7 @@
       <w:spacing w:after="0" w:line="240" w:lineRule="auto"/>
     </w:pPr>
     <w:rPr>
-      <w:rFonts w:asciiTheme="majorHAnsi" w:eastAsiaTheme="majorEastAsia" w:hAnsiTheme="majorHAnsi" w:cstheme="majorBidi"/>
+      <w:rFonts/>
       <w:color w:val="000000" w:themeColor="text1"/>
     </w:rPr>
     <w:tblPr>
@@ -6868,7 +6706,7 @@
       <w:spacing w:after="0" w:line="240" w:lineRule="auto"/>
     </w:pPr>
     <w:rPr>
-      <w:rFonts w:asciiTheme="majorHAnsi" w:eastAsiaTheme="majorEastAsia" w:hAnsiTheme="majorHAnsi" w:cstheme="majorBidi"/>
+      <w:rFonts/>
       <w:color w:val="000000" w:themeColor="text1"/>
     </w:rPr>
     <w:tblPr>
@@ -6996,7 +6834,7 @@
       <w:spacing w:after="0" w:line="240" w:lineRule="auto"/>
     </w:pPr>
     <w:rPr>
-      <w:rFonts w:asciiTheme="majorHAnsi" w:eastAsiaTheme="majorEastAsia" w:hAnsiTheme="majorHAnsi" w:cstheme="majorBidi"/>
+      <w:rFonts/>
       <w:color w:val="000000" w:themeColor="text1"/>
     </w:rPr>
     <w:tblPr>
@@ -7124,7 +6962,7 @@
       <w:spacing w:after="0" w:line="240" w:lineRule="auto"/>
     </w:pPr>
     <w:rPr>
-      <w:rFonts w:asciiTheme="majorHAnsi" w:eastAsiaTheme="majorEastAsia" w:hAnsiTheme="majorHAnsi" w:cstheme="majorBidi"/>
+      <w:rFonts/>
       <w:color w:val="000000" w:themeColor="text1"/>
     </w:rPr>
     <w:tblPr>
@@ -7252,7 +7090,7 @@
       <w:spacing w:after="0" w:line="240" w:lineRule="auto"/>
     </w:pPr>
     <w:rPr>
-      <w:rFonts w:asciiTheme="majorHAnsi" w:eastAsiaTheme="majorEastAsia" w:hAnsiTheme="majorHAnsi" w:cstheme="majorBidi"/>
+      <w:rFonts/>
       <w:color w:val="000000" w:themeColor="text1"/>
     </w:rPr>
     <w:tblPr>
@@ -7891,7 +7729,7 @@
       <w:spacing w:after="0" w:line="240" w:lineRule="auto"/>
     </w:pPr>
     <w:rPr>
-      <w:rFonts w:asciiTheme="majorHAnsi" w:eastAsiaTheme="majorEastAsia" w:hAnsiTheme="majorHAnsi" w:cstheme="majorBidi"/>
+      <w:rFonts/>
       <w:color w:val="000000" w:themeColor="text1"/>
     </w:rPr>
     <w:tblPr>
@@ -8016,7 +7854,7 @@
       <w:spacing w:after="0" w:line="240" w:lineRule="auto"/>
     </w:pPr>
     <w:rPr>
-      <w:rFonts w:asciiTheme="majorHAnsi" w:eastAsiaTheme="majorEastAsia" w:hAnsiTheme="majorHAnsi" w:cstheme="majorBidi"/>
+      <w:rFonts/>
       <w:color w:val="000000" w:themeColor="text1"/>
     </w:rPr>
     <w:tblPr>
@@ -8141,7 +7979,7 @@
       <w:spacing w:after="0" w:line="240" w:lineRule="auto"/>
     </w:pPr>
     <w:rPr>
-      <w:rFonts w:asciiTheme="majorHAnsi" w:eastAsiaTheme="majorEastAsia" w:hAnsiTheme="majorHAnsi" w:cstheme="majorBidi"/>
+      <w:rFonts/>
       <w:color w:val="000000" w:themeColor="text1"/>
     </w:rPr>
     <w:tblPr>
@@ -8266,7 +8104,7 @@
       <w:spacing w:after="0" w:line="240" w:lineRule="auto"/>
     </w:pPr>
     <w:rPr>
-      <w:rFonts w:asciiTheme="majorHAnsi" w:eastAsiaTheme="majorEastAsia" w:hAnsiTheme="majorHAnsi" w:cstheme="majorBidi"/>
+      <w:rFonts/>
       <w:color w:val="000000" w:themeColor="text1"/>
     </w:rPr>
     <w:tblPr>
@@ -8391,7 +8229,7 @@
       <w:spacing w:after="0" w:line="240" w:lineRule="auto"/>
     </w:pPr>
     <w:rPr>
-      <w:rFonts w:asciiTheme="majorHAnsi" w:eastAsiaTheme="majorEastAsia" w:hAnsiTheme="majorHAnsi" w:cstheme="majorBidi"/>
+      <w:rFonts/>
       <w:color w:val="000000" w:themeColor="text1"/>
     </w:rPr>
     <w:tblPr>
@@ -8516,7 +8354,7 @@
       <w:spacing w:after="0" w:line="240" w:lineRule="auto"/>
     </w:pPr>
     <w:rPr>
-      <w:rFonts w:asciiTheme="majorHAnsi" w:eastAsiaTheme="majorEastAsia" w:hAnsiTheme="majorHAnsi" w:cstheme="majorBidi"/>
+      <w:rFonts/>
       <w:color w:val="000000" w:themeColor="text1"/>
     </w:rPr>
     <w:tblPr>
@@ -8641,7 +8479,7 @@
       <w:spacing w:after="0" w:line="240" w:lineRule="auto"/>
     </w:pPr>
     <w:rPr>
-      <w:rFonts w:asciiTheme="majorHAnsi" w:eastAsiaTheme="majorEastAsia" w:hAnsiTheme="majorHAnsi" w:cstheme="majorBidi"/>
+      <w:rFonts/>
       <w:color w:val="000000" w:themeColor="text1"/>
     </w:rPr>
     <w:tblPr>
